--- a/cv/resume.docx
+++ b/cv/resume.docx
@@ -885,7 +885,15 @@
           <w:i/>
           <w:iCs/>
         </w:rPr>
-        <w:t>August 2024–Present</w:t>
+        <w:t>August 2024–</w:t>
+      </w:r>
+      <w:r>
+        <w:rPr>
+          <w:rFonts w:ascii="Times New Roman" w:hAnsi="Times New Roman" w:cs="Times New Roman"/>
+          <w:i/>
+          <w:iCs/>
+        </w:rPr>
+        <w:t>September 2026</w:t>
       </w:r>
     </w:p>
     <w:p>
@@ -942,7 +950,19 @@
           <w:rFonts w:ascii="Times New Roman" w:hAnsi="Times New Roman" w:cs="Times New Roman"/>
         </w:rPr>
         <w:lastRenderedPageBreak/>
-        <w:t xml:space="preserve">Fabricating </w:t>
+        <w:t>Fabricat</w:t>
+      </w:r>
+      <w:r>
+        <w:rPr>
+          <w:rFonts w:ascii="Times New Roman" w:hAnsi="Times New Roman" w:cs="Times New Roman"/>
+        </w:rPr>
+        <w:t>ed</w:t>
+      </w:r>
+      <w:r>
+        <w:rPr>
+          <w:rFonts w:ascii="Times New Roman" w:hAnsi="Times New Roman" w:cs="Times New Roman"/>
+        </w:rPr>
+        <w:t xml:space="preserve"> </w:t>
       </w:r>
       <w:r>
         <w:rPr>
@@ -954,7 +974,19 @@
         <w:rPr>
           <w:rFonts w:ascii="Times New Roman" w:hAnsi="Times New Roman" w:cs="Times New Roman"/>
         </w:rPr>
-        <w:t>spin injection devices using photolithography, ion beam etching, and other fabrication techniques; performing low temperature measurements.</w:t>
+        <w:t xml:space="preserve">spin injection devices using photolithography, ion beam etching, and other fabrication techniques; </w:t>
+      </w:r>
+      <w:r>
+        <w:rPr>
+          <w:rFonts w:ascii="Times New Roman" w:hAnsi="Times New Roman" w:cs="Times New Roman"/>
+        </w:rPr>
+        <w:t>performed</w:t>
+      </w:r>
+      <w:r>
+        <w:rPr>
+          <w:rFonts w:ascii="Times New Roman" w:hAnsi="Times New Roman" w:cs="Times New Roman"/>
+        </w:rPr>
+        <w:t xml:space="preserve"> low temperature measurements.</w:t>
       </w:r>
     </w:p>
     <w:p>
@@ -1632,14 +1664,12 @@
         </w:rPr>
         <w:t xml:space="preserve"> </w:t>
       </w:r>
-      <w:proofErr w:type="gramStart"/>
-      <w:r>
-        <w:rPr>
-          <w:rFonts w:ascii="Times New Roman" w:hAnsi="Times New Roman" w:cs="Times New Roman"/>
-        </w:rPr>
-        <w:t>problem solving</w:t>
-      </w:r>
-      <w:proofErr w:type="gramEnd"/>
+      <w:r>
+        <w:rPr>
+          <w:rFonts w:ascii="Times New Roman" w:hAnsi="Times New Roman" w:cs="Times New Roman"/>
+        </w:rPr>
+        <w:t>problem-solving</w:t>
+      </w:r>
       <w:r>
         <w:rPr>
           <w:rFonts w:ascii="Times New Roman" w:hAnsi="Times New Roman" w:cs="Times New Roman"/>
@@ -2989,6 +3019,15 @@
       <w:r>
         <w:t xml:space="preserve"> </w:t>
       </w:r>
+      <w:r>
+        <w:t xml:space="preserve">- </w:t>
+      </w:r>
+      <w:r>
+        <w:rPr>
+          <w:rFonts w:ascii="Times New Roman" w:hAnsi="Times New Roman" w:cs="Times New Roman"/>
+        </w:rPr>
+        <w:t>II</w:t>
+      </w:r>
     </w:p>
     <w:p>
       <w:pPr>
@@ -3006,13 +3045,7 @@
         <w:rPr>
           <w:rFonts w:ascii="Times New Roman" w:hAnsi="Times New Roman" w:cs="Times New Roman"/>
         </w:rPr>
-        <w:t xml:space="preserve">Quantum Physics </w:t>
-      </w:r>
-      <w:r>
-        <w:rPr>
-          <w:rFonts w:ascii="Times New Roman" w:hAnsi="Times New Roman" w:cs="Times New Roman"/>
-        </w:rPr>
-        <w:t>II</w:t>
+        <w:t>Statistical Thermodynamics</w:t>
       </w:r>
     </w:p>
     <w:p>
@@ -3031,7 +3064,7 @@
         <w:rPr>
           <w:rFonts w:ascii="Times New Roman" w:hAnsi="Times New Roman" w:cs="Times New Roman"/>
         </w:rPr>
-        <w:t>Statistical Thermodynamics</w:t>
+        <w:t>Classical Mechanics (in progress)</w:t>
       </w:r>
     </w:p>
     <w:p>
@@ -3050,6 +3083,44 @@
         <w:rPr>
           <w:rFonts w:ascii="Times New Roman" w:hAnsi="Times New Roman" w:cs="Times New Roman"/>
         </w:rPr>
+        <w:t>Advanced Electrodynamics (in progress)</w:t>
+      </w:r>
+    </w:p>
+    <w:p>
+      <w:pPr>
+        <w:pStyle w:val="ListParagraph"/>
+        <w:numPr>
+          <w:ilvl w:val="1"/>
+          <w:numId w:val="1"/>
+        </w:numPr>
+        <w:spacing w:line="276" w:lineRule="auto"/>
+        <w:rPr>
+          <w:rFonts w:ascii="Times New Roman" w:hAnsi="Times New Roman" w:cs="Times New Roman"/>
+        </w:rPr>
+      </w:pPr>
+      <w:r>
+        <w:rPr>
+          <w:rFonts w:ascii="Times New Roman" w:hAnsi="Times New Roman" w:cs="Times New Roman"/>
+        </w:rPr>
+        <w:t>Making Physics Experiments (in progress)</w:t>
+      </w:r>
+    </w:p>
+    <w:p>
+      <w:pPr>
+        <w:pStyle w:val="ListParagraph"/>
+        <w:numPr>
+          <w:ilvl w:val="1"/>
+          <w:numId w:val="1"/>
+        </w:numPr>
+        <w:spacing w:line="276" w:lineRule="auto"/>
+        <w:rPr>
+          <w:rFonts w:ascii="Times New Roman" w:hAnsi="Times New Roman" w:cs="Times New Roman"/>
+        </w:rPr>
+      </w:pPr>
+      <w:r>
+        <w:rPr>
+          <w:rFonts w:ascii="Times New Roman" w:hAnsi="Times New Roman" w:cs="Times New Roman"/>
+        </w:rPr>
         <w:t>Particle Astrophysics</w:t>
       </w:r>
     </w:p>
@@ -3069,6 +3140,7 @@
         <w:rPr>
           <w:rFonts w:ascii="Times New Roman" w:hAnsi="Times New Roman" w:cs="Times New Roman"/>
         </w:rPr>
+        <w:lastRenderedPageBreak/>
         <w:t>Modern Physics</w:t>
       </w:r>
     </w:p>
@@ -3107,7 +3179,6 @@
         <w:rPr>
           <w:rFonts w:ascii="Times New Roman" w:hAnsi="Times New Roman" w:cs="Times New Roman"/>
         </w:rPr>
-        <w:lastRenderedPageBreak/>
         <w:t>Python Programming</w:t>
       </w:r>
     </w:p>
@@ -3356,6 +3427,12 @@
           <w:rFonts w:ascii="Times New Roman" w:hAnsi="Times New Roman" w:cs="Times New Roman"/>
         </w:rPr>
         <w:t>Teaching STEM</w:t>
+      </w:r>
+      <w:r>
+        <w:rPr>
+          <w:rFonts w:ascii="Times New Roman" w:hAnsi="Times New Roman" w:cs="Times New Roman"/>
+        </w:rPr>
+        <w:t xml:space="preserve"> I, Teaching STEM II (in progress)</w:t>
       </w:r>
     </w:p>
     <w:p>

--- a/cv/resume.docx
+++ b/cv/resume.docx
@@ -465,7 +465,13 @@
         <w:rPr>
           <w:rFonts w:ascii="Times New Roman" w:hAnsi="Times New Roman" w:cs="Times New Roman"/>
         </w:rPr>
-        <w:t xml:space="preserve">Manuscript submitted, </w:t>
+        <w:t>Under review</w:t>
+      </w:r>
+      <w:r>
+        <w:rPr>
+          <w:rFonts w:ascii="Times New Roman" w:hAnsi="Times New Roman" w:cs="Times New Roman"/>
+        </w:rPr>
+        <w:t xml:space="preserve">, </w:t>
       </w:r>
       <w:r>
         <w:rPr>

--- a/cv/resume.docx
+++ b/cv/resume.docx
@@ -60,48 +60,122 @@
           <w:rFonts w:ascii="Times New Roman" w:hAnsi="Times New Roman" w:cs="Times New Roman"/>
         </w:rPr>
       </w:pPr>
-      <w:r>
-        <w:rPr>
-          <w:rFonts w:ascii="Times New Roman" w:hAnsi="Times New Roman" w:cs="Times New Roman"/>
-        </w:rPr>
-        <w:t>isherwoo@umd.edu</w:t>
-      </w:r>
+      <w:hyperlink r:id="rId5" w:history="1">
+        <w:r>
+          <w:rPr>
+            <w:rStyle w:val="Hyperlink"/>
+            <w:rFonts w:ascii="Times New Roman" w:hAnsi="Times New Roman" w:cs="Times New Roman"/>
+          </w:rPr>
+          <w:t>isherwoo@u</w:t>
+        </w:r>
+        <w:r>
+          <w:rPr>
+            <w:rStyle w:val="Hyperlink"/>
+            <w:rFonts w:ascii="Times New Roman" w:hAnsi="Times New Roman" w:cs="Times New Roman"/>
+          </w:rPr>
+          <w:t>m</w:t>
+        </w:r>
+        <w:r>
+          <w:rPr>
+            <w:rStyle w:val="Hyperlink"/>
+            <w:rFonts w:ascii="Times New Roman" w:hAnsi="Times New Roman" w:cs="Times New Roman"/>
+          </w:rPr>
+          <w:t>d.edu</w:t>
+        </w:r>
+      </w:hyperlink>
       <w:r>
         <w:rPr>
           <w:rFonts w:ascii="Times New Roman" w:hAnsi="Times New Roman" w:cs="Times New Roman"/>
         </w:rPr>
         <w:t xml:space="preserve"> | </w:t>
       </w:r>
-      <w:r>
-        <w:rPr>
-          <w:rFonts w:ascii="Times New Roman" w:hAnsi="Times New Roman" w:cs="Times New Roman"/>
-        </w:rPr>
-        <w:t>linkedin.com/in/isaacsherwood</w:t>
-      </w:r>
+      <w:hyperlink r:id="rId6" w:history="1">
+        <w:r>
+          <w:rPr>
+            <w:rStyle w:val="Hyperlink"/>
+            <w:rFonts w:ascii="Times New Roman" w:hAnsi="Times New Roman" w:cs="Times New Roman"/>
+          </w:rPr>
+          <w:t>Link</w:t>
+        </w:r>
+        <w:r>
+          <w:rPr>
+            <w:rStyle w:val="Hyperlink"/>
+            <w:rFonts w:ascii="Times New Roman" w:hAnsi="Times New Roman" w:cs="Times New Roman"/>
+          </w:rPr>
+          <w:t>e</w:t>
+        </w:r>
+        <w:r>
+          <w:rPr>
+            <w:rStyle w:val="Hyperlink"/>
+            <w:rFonts w:ascii="Times New Roman" w:hAnsi="Times New Roman" w:cs="Times New Roman"/>
+          </w:rPr>
+          <w:t>dIn</w:t>
+        </w:r>
+      </w:hyperlink>
+      <w:r>
+        <w:rPr>
+          <w:rFonts w:ascii="Times New Roman" w:hAnsi="Times New Roman" w:cs="Times New Roman"/>
+        </w:rPr>
+        <w:t xml:space="preserve"> </w:t>
+      </w:r>
+      <w:r>
+        <w:rPr>
+          <w:rFonts w:ascii="Times New Roman" w:hAnsi="Times New Roman" w:cs="Times New Roman"/>
+        </w:rPr>
+        <w:t xml:space="preserve">| </w:t>
+      </w:r>
+      <w:hyperlink r:id="rId7" w:history="1">
+        <w:r>
+          <w:rPr>
+            <w:rStyle w:val="Hyperlink"/>
+            <w:rFonts w:ascii="Times New Roman" w:hAnsi="Times New Roman" w:cs="Times New Roman"/>
+          </w:rPr>
+          <w:t>Google</w:t>
+        </w:r>
+        <w:r>
+          <w:rPr>
+            <w:rStyle w:val="Hyperlink"/>
+            <w:rFonts w:ascii="Times New Roman" w:hAnsi="Times New Roman" w:cs="Times New Roman"/>
+          </w:rPr>
+          <w:t xml:space="preserve"> </w:t>
+        </w:r>
+        <w:r>
+          <w:rPr>
+            <w:rStyle w:val="Hyperlink"/>
+            <w:rFonts w:ascii="Times New Roman" w:hAnsi="Times New Roman" w:cs="Times New Roman"/>
+          </w:rPr>
+          <w:t>Scholar</w:t>
+        </w:r>
+      </w:hyperlink>
       <w:r>
         <w:rPr>
           <w:rFonts w:ascii="Times New Roman" w:hAnsi="Times New Roman" w:cs="Times New Roman"/>
         </w:rPr>
         <w:t xml:space="preserve"> | </w:t>
       </w:r>
-      <w:r>
-        <w:rPr>
-          <w:rFonts w:ascii="Times New Roman" w:hAnsi="Times New Roman" w:cs="Times New Roman"/>
-        </w:rPr>
-        <w:t>https://</w:t>
-      </w:r>
-      <w:r>
-        <w:rPr>
-          <w:rFonts w:ascii="Times New Roman" w:hAnsi="Times New Roman" w:cs="Times New Roman"/>
-        </w:rPr>
-        <w:t>www.</w:t>
-      </w:r>
-      <w:r>
-        <w:rPr>
-          <w:rFonts w:ascii="Times New Roman" w:hAnsi="Times New Roman" w:cs="Times New Roman"/>
-        </w:rPr>
-        <w:t>isaacsherwood.com</w:t>
-      </w:r>
+      <w:hyperlink r:id="rId8" w:history="1">
+        <w:r>
+          <w:rPr>
+            <w:rStyle w:val="Hyperlink"/>
+            <w:rFonts w:ascii="Times New Roman" w:hAnsi="Times New Roman" w:cs="Times New Roman"/>
+          </w:rPr>
+          <w:t>Personal w</w:t>
+        </w:r>
+        <w:r>
+          <w:rPr>
+            <w:rStyle w:val="Hyperlink"/>
+            <w:rFonts w:ascii="Times New Roman" w:hAnsi="Times New Roman" w:cs="Times New Roman"/>
+          </w:rPr>
+          <w:t>e</w:t>
+        </w:r>
+        <w:r>
+          <w:rPr>
+            <w:rStyle w:val="Hyperlink"/>
+            <w:rFonts w:ascii="Times New Roman" w:hAnsi="Times New Roman" w:cs="Times New Roman"/>
+          </w:rPr>
+          <w:t>bsite</w:t>
+        </w:r>
+      </w:hyperlink>
     </w:p>
     <w:p>
       <w:pPr>
@@ -368,7 +442,7 @@
         </w:rPr>
         <w:t xml:space="preserve"> [</w:t>
       </w:r>
-      <w:hyperlink r:id="rId5" w:history="1">
+      <w:hyperlink r:id="rId9" w:history="1">
         <w:r>
           <w:rPr>
             <w:rStyle w:val="Hyperlink"/>
@@ -2308,6 +2382,14 @@
           <w:iCs/>
         </w:rPr>
         <w:t>December 2025–January 2026</w:t>
+      </w:r>
+      <w:r>
+        <w:rPr>
+          <w:rFonts w:ascii="Times New Roman" w:hAnsi="Times New Roman" w:cs="Times New Roman"/>
+          <w:i/>
+          <w:iCs/>
+        </w:rPr>
+        <w:t>; October 2026</w:t>
       </w:r>
     </w:p>
     <w:p>

--- a/cv/resume.docx
+++ b/cv/resume.docx
@@ -2349,7 +2349,7 @@
           <w:b/>
           <w:bCs/>
         </w:rPr>
-        <w:t>QURISE Local Organizing Committee, Department of Physics, UMD</w:t>
+        <w:t>QURISE Organizing Committee, Department of Physics, UMD</w:t>
       </w:r>
     </w:p>
     <w:p>
@@ -2620,7 +2620,19 @@
         <w:rPr>
           <w:rFonts w:ascii="Times New Roman" w:hAnsi="Times New Roman" w:cs="Times New Roman"/>
         </w:rPr>
-        <w:t>Algebra: linear algebra; groups, rings, fields, Galois theory; Lie groups and Lie algebras</w:t>
+        <w:t>Algebra: linear algebra</w:t>
+      </w:r>
+      <w:r>
+        <w:rPr>
+          <w:rFonts w:ascii="Times New Roman" w:hAnsi="Times New Roman" w:cs="Times New Roman"/>
+        </w:rPr>
+        <w:t>,</w:t>
+      </w:r>
+      <w:r>
+        <w:rPr>
+          <w:rFonts w:ascii="Times New Roman" w:hAnsi="Times New Roman" w:cs="Times New Roman"/>
+        </w:rPr>
+        <w:t xml:space="preserve"> groups, rings, fields, Galois theory; Lie groups and Lie algebras</w:t>
       </w:r>
     </w:p>
     <w:p>
@@ -2645,7 +2657,13 @@
         <w:rPr>
           <w:rFonts w:ascii="Times New Roman" w:hAnsi="Times New Roman" w:cs="Times New Roman"/>
         </w:rPr>
-        <w:t>; multivariable calculus,</w:t>
+        <w:t xml:space="preserve">; </w:t>
+      </w:r>
+      <w:r>
+        <w:rPr>
+          <w:rFonts w:ascii="Times New Roman" w:hAnsi="Times New Roman" w:cs="Times New Roman"/>
+        </w:rPr>
+        <w:t>multivariable calculus,</w:t>
       </w:r>
       <w:r>
         <w:rPr>
@@ -2811,6 +2829,25 @@
     </w:p>
     <w:p>
       <w:pPr>
+        <w:pStyle w:val="ListParagraph"/>
+        <w:numPr>
+          <w:ilvl w:val="0"/>
+          <w:numId w:val="1"/>
+        </w:numPr>
+        <w:spacing w:line="276" w:lineRule="auto"/>
+        <w:rPr>
+          <w:rFonts w:ascii="Times New Roman" w:hAnsi="Times New Roman" w:cs="Times New Roman"/>
+        </w:rPr>
+      </w:pPr>
+      <w:r>
+        <w:rPr>
+          <w:rFonts w:ascii="Times New Roman" w:hAnsi="Times New Roman" w:cs="Times New Roman"/>
+        </w:rPr>
+        <w:t>Laue X-ray diffraction</w:t>
+      </w:r>
+    </w:p>
+    <w:p>
+      <w:pPr>
         <w:tabs>
           <w:tab w:val="right" w:pos="9360"/>
         </w:tabs>
@@ -2968,7 +3005,31 @@
         <w:rPr>
           <w:rFonts w:ascii="Times New Roman" w:hAnsi="Times New Roman" w:cs="Times New Roman"/>
         </w:rPr>
-        <w:t>CAD: Autodesk Fusion 360, AutoCAD, KLayout</w:t>
+        <w:t xml:space="preserve">CAD: </w:t>
+      </w:r>
+      <w:r>
+        <w:rPr>
+          <w:rFonts w:ascii="Times New Roman" w:hAnsi="Times New Roman" w:cs="Times New Roman"/>
+        </w:rPr>
+        <w:t>KLayout</w:t>
+      </w:r>
+      <w:r>
+        <w:rPr>
+          <w:rFonts w:ascii="Times New Roman" w:hAnsi="Times New Roman" w:cs="Times New Roman"/>
+        </w:rPr>
+        <w:t>,</w:t>
+      </w:r>
+      <w:r>
+        <w:rPr>
+          <w:rFonts w:ascii="Times New Roman" w:hAnsi="Times New Roman" w:cs="Times New Roman"/>
+        </w:rPr>
+        <w:t xml:space="preserve"> </w:t>
+      </w:r>
+      <w:r>
+        <w:rPr>
+          <w:rFonts w:ascii="Times New Roman" w:hAnsi="Times New Roman" w:cs="Times New Roman"/>
+        </w:rPr>
+        <w:t>Autodesk Fusion 360, AutoCAD</w:t>
       </w:r>
     </w:p>
     <w:p>
@@ -3176,6 +3237,7 @@
         <w:rPr>
           <w:rFonts w:ascii="Times New Roman" w:hAnsi="Times New Roman" w:cs="Times New Roman"/>
         </w:rPr>
+        <w:lastRenderedPageBreak/>
         <w:t xml:space="preserve">Quantum </w:t>
       </w:r>
       <w:r>
@@ -3219,7 +3281,6 @@
         <w:rPr>
           <w:rFonts w:ascii="Times New Roman" w:hAnsi="Times New Roman" w:cs="Times New Roman"/>
         </w:rPr>
-        <w:lastRenderedPageBreak/>
         <w:t>Statistical Thermodynamics</w:t>
       </w:r>
     </w:p>
